--- a/Приложение А.docx
+++ b/Приложение А.docx
@@ -313,6 +313,7 @@
       <w:r>
         <w:rPr>
           <w:rFonts w:ascii="Times New Roman" w:hAnsi="Times New Roman" w:cs="Times New Roman"/>
+          <w:noProof/>
           <w:sz w:val="28"/>
           <w:szCs w:val="28"/>
           <w:lang w:val="ru-RU"/>
@@ -381,23 +382,51 @@
           <w:szCs w:val="28"/>
           <w:lang w:val="ru-RU"/>
         </w:rPr>
-        <w:t>Рисунок 1 – Модульная сетка для десктопной версии</w:t>
-      </w:r>
-    </w:p>
-    <w:p>
-      <w:pPr>
-        <w:spacing w:after="0" w:line="360" w:lineRule="exact"/>
-        <w:jc w:val="center"/>
-        <w:rPr>
-          <w:rFonts w:ascii="Times New Roman" w:hAnsi="Times New Roman" w:cs="Times New Roman"/>
-          <w:sz w:val="28"/>
-          <w:szCs w:val="28"/>
-          <w:lang w:val="ru-RU"/>
-        </w:rPr>
-      </w:pPr>
-      <w:r>
-        <w:rPr>
-          <w:rFonts w:ascii="Times New Roman" w:hAnsi="Times New Roman" w:cs="Times New Roman"/>
+        <w:t>Рисунок</w:t>
+      </w:r>
+      <w:r>
+        <w:rPr>
+          <w:rFonts w:ascii="Times New Roman" w:hAnsi="Times New Roman" w:cs="Times New Roman"/>
+          <w:sz w:val="28"/>
+          <w:szCs w:val="28"/>
+          <w:lang w:val="ru-RU"/>
+        </w:rPr>
+        <w:t xml:space="preserve"> </w:t>
+      </w:r>
+      <w:r>
+        <w:rPr>
+          <w:rFonts w:ascii="Times New Roman" w:hAnsi="Times New Roman" w:cs="Times New Roman"/>
+          <w:sz w:val="28"/>
+          <w:szCs w:val="28"/>
+          <w:lang w:val="ru-RU"/>
+        </w:rPr>
+        <w:t>П. А.</w:t>
+      </w:r>
+      <w:r>
+        <w:rPr>
+          <w:rFonts w:ascii="Times New Roman" w:hAnsi="Times New Roman" w:cs="Times New Roman"/>
+          <w:sz w:val="28"/>
+          <w:szCs w:val="28"/>
+          <w:lang w:val="ru-RU"/>
+        </w:rPr>
+        <w:t xml:space="preserve"> 1 – Модульная сетка для десктопной версии</w:t>
+      </w:r>
+    </w:p>
+    <w:p>
+      <w:pPr>
+        <w:spacing w:after="0" w:line="360" w:lineRule="exact"/>
+        <w:jc w:val="center"/>
+        <w:rPr>
+          <w:rFonts w:ascii="Times New Roman" w:hAnsi="Times New Roman" w:cs="Times New Roman"/>
+          <w:sz w:val="28"/>
+          <w:szCs w:val="28"/>
+          <w:lang w:val="ru-RU"/>
+        </w:rPr>
+      </w:pPr>
+      <w:r>
+        <w:rPr>
+          <w:rFonts w:ascii="Times New Roman" w:hAnsi="Times New Roman" w:cs="Times New Roman"/>
+          <w:noProof/>
           <w:sz w:val="28"/>
           <w:szCs w:val="28"/>
           <w:lang w:val="ru-RU"/>
@@ -475,25 +504,34 @@
           <w:szCs w:val="28"/>
           <w:lang w:val="ru-RU"/>
         </w:rPr>
-        <w:t>2</w:t>
-      </w:r>
-      <w:r>
-        <w:rPr>
-          <w:rFonts w:ascii="Times New Roman" w:hAnsi="Times New Roman" w:cs="Times New Roman"/>
-          <w:sz w:val="28"/>
-          <w:szCs w:val="28"/>
-          <w:lang w:val="ru-RU"/>
-        </w:rPr>
-        <w:t xml:space="preserve"> – Модульная сетка для </w:t>
-      </w:r>
-      <w:r>
-        <w:rPr>
-          <w:rFonts w:ascii="Times New Roman" w:hAnsi="Times New Roman" w:cs="Times New Roman"/>
-          <w:sz w:val="28"/>
-          <w:szCs w:val="28"/>
-          <w:lang w:val="ru-RU"/>
-        </w:rPr>
-        <w:t>планшетной версии</w:t>
+        <w:t>П. А</w:t>
+      </w:r>
+      <w:r>
+        <w:rPr>
+          <w:rFonts w:ascii="Times New Roman" w:hAnsi="Times New Roman" w:cs="Times New Roman"/>
+          <w:sz w:val="28"/>
+          <w:szCs w:val="28"/>
+          <w:lang w:val="ru-RU"/>
+        </w:rPr>
+        <w:t>.</w:t>
+      </w:r>
+      <w:r>
+        <w:rPr>
+          <w:rFonts w:ascii="Times New Roman" w:hAnsi="Times New Roman" w:cs="Times New Roman"/>
+          <w:sz w:val="28"/>
+          <w:szCs w:val="28"/>
+          <w:lang w:val="ru-RU"/>
+        </w:rPr>
+        <w:t xml:space="preserve"> </w:t>
+      </w:r>
+      <w:r>
+        <w:rPr>
+          <w:rFonts w:ascii="Times New Roman" w:hAnsi="Times New Roman" w:cs="Times New Roman"/>
+          <w:sz w:val="28"/>
+          <w:szCs w:val="28"/>
+          <w:lang w:val="ru-RU"/>
+        </w:rPr>
+        <w:t>2 – Модульная сетка для планшетной версии</w:t>
       </w:r>
       <w:r>
         <w:rPr>
@@ -516,6 +554,7 @@
       <w:r>
         <w:rPr>
           <w:rFonts w:ascii="Times New Roman" w:hAnsi="Times New Roman" w:cs="Times New Roman"/>
+          <w:noProof/>
           <w:sz w:val="28"/>
           <w:szCs w:val="28"/>
           <w:lang w:val="ru-RU"/>
@@ -593,50 +632,33 @@
           <w:szCs w:val="28"/>
           <w:lang w:val="ru-RU"/>
         </w:rPr>
-        <w:t>3</w:t>
-      </w:r>
-      <w:r>
-        <w:rPr>
-          <w:rFonts w:ascii="Times New Roman" w:hAnsi="Times New Roman" w:cs="Times New Roman"/>
-          <w:sz w:val="28"/>
-          <w:szCs w:val="28"/>
-          <w:lang w:val="ru-RU"/>
-        </w:rPr>
-        <w:t xml:space="preserve"> – Модульная сетка для </w:t>
-      </w:r>
-      <w:r>
-        <w:rPr>
-          <w:rFonts w:ascii="Times New Roman" w:hAnsi="Times New Roman" w:cs="Times New Roman"/>
-          <w:sz w:val="28"/>
-          <w:szCs w:val="28"/>
-          <w:lang w:val="ru-RU"/>
-        </w:rPr>
-        <w:t>телефонной</w:t>
-      </w:r>
-      <w:r>
-        <w:rPr>
-          <w:rFonts w:ascii="Times New Roman" w:hAnsi="Times New Roman" w:cs="Times New Roman"/>
-          <w:sz w:val="28"/>
-          <w:szCs w:val="28"/>
-          <w:lang w:val="ru-RU"/>
-        </w:rPr>
-        <w:t xml:space="preserve"> версии</w:t>
-      </w:r>
-    </w:p>
-    <w:p>
-      <w:pPr>
-        <w:spacing w:after="0" w:line="360" w:lineRule="exact"/>
-        <w:jc w:val="center"/>
-        <w:rPr>
-          <w:rFonts w:ascii="Times New Roman" w:hAnsi="Times New Roman" w:cs="Times New Roman"/>
-          <w:sz w:val="28"/>
-          <w:szCs w:val="28"/>
-          <w:lang w:val="ru-RU"/>
-        </w:rPr>
-      </w:pPr>
-      <w:r>
-        <w:rPr>
-          <w:rFonts w:ascii="Times New Roman" w:hAnsi="Times New Roman" w:cs="Times New Roman"/>
+        <w:t xml:space="preserve">П. А. </w:t>
+      </w:r>
+      <w:r>
+        <w:rPr>
+          <w:rFonts w:ascii="Times New Roman" w:hAnsi="Times New Roman" w:cs="Times New Roman"/>
+          <w:sz w:val="28"/>
+          <w:szCs w:val="28"/>
+          <w:lang w:val="ru-RU"/>
+        </w:rPr>
+        <w:t>3 – Модульная сетка для телефонной версии</w:t>
+      </w:r>
+    </w:p>
+    <w:p>
+      <w:pPr>
+        <w:spacing w:after="0" w:line="360" w:lineRule="exact"/>
+        <w:jc w:val="center"/>
+        <w:rPr>
+          <w:rFonts w:ascii="Times New Roman" w:hAnsi="Times New Roman" w:cs="Times New Roman"/>
+          <w:sz w:val="28"/>
+          <w:szCs w:val="28"/>
+          <w:lang w:val="ru-RU"/>
+        </w:rPr>
+      </w:pPr>
+      <w:r>
+        <w:rPr>
+          <w:rFonts w:ascii="Times New Roman" w:hAnsi="Times New Roman" w:cs="Times New Roman"/>
+          <w:noProof/>
           <w:sz w:val="28"/>
           <w:szCs w:val="28"/>
           <w:lang w:val="ru-RU"/>
@@ -714,19 +736,18 @@
           <w:szCs w:val="28"/>
           <w:lang w:val="ru-RU"/>
         </w:rPr>
-        <w:t>4</w:t>
-      </w:r>
-      <w:r>
-        <w:rPr>
-          <w:rFonts w:ascii="Times New Roman" w:hAnsi="Times New Roman" w:cs="Times New Roman"/>
-          <w:sz w:val="28"/>
-          <w:szCs w:val="28"/>
-          <w:lang w:val="ru-RU"/>
-        </w:rPr>
-        <w:t xml:space="preserve"> – Модульная сетка для телефонной версии</w:t>
-      </w:r>
-    </w:p>
-    <w:p/>
+        <w:t xml:space="preserve">П. А. </w:t>
+      </w:r>
+      <w:r>
+        <w:rPr>
+          <w:rFonts w:ascii="Times New Roman" w:hAnsi="Times New Roman" w:cs="Times New Roman"/>
+          <w:sz w:val="28"/>
+          <w:szCs w:val="28"/>
+          <w:lang w:val="ru-RU"/>
+        </w:rPr>
+        <w:t>4 – Модульная сетка для телефонной версии</w:t>
+      </w:r>
+    </w:p>
     <w:sectPr>
       <w:pgSz w:w="11906" w:h="16838"/>
       <w:pgMar w:top="1134" w:right="850" w:bottom="1134" w:left="1701" w:header="708" w:footer="708" w:gutter="0"/>
